--- a/Сологуб УП11.docx
+++ b/Сологуб УП11.docx
@@ -63,7 +63,7 @@
           <w:r>
             <w:fldChar w:fldCharType="separate"/>
           </w:r>
-          <w:hyperlink w:anchor="_Toc226012086" w:history="1">
+          <w:hyperlink w:anchor="_Toc226115080" w:history="1">
             <w:r>
               <w:rPr>
                 <w:rStyle w:val="a8"/>
@@ -87,7 +87,7 @@
                 <w:rStyle w:val="a8"/>
                 <w:noProof/>
               </w:rPr>
-              <w:t>Проектирование предметной области</w:t>
+              <w:t>Постановка задачи</w:t>
             </w:r>
             <w:r>
               <w:rPr>
@@ -108,7 +108,99 @@
                 <w:noProof/>
                 <w:webHidden/>
               </w:rPr>
-              <w:instrText xml:space="preserve"> PAGEREF _Toc226012086 \h </w:instrText>
+              <w:instrText xml:space="preserve"> PAGEREF _Toc226115080 \h </w:instrText>
+            </w:r>
+            <w:r>
+              <w:rPr>
+                <w:noProof/>
+                <w:webHidden/>
+              </w:rPr>
+            </w:r>
+            <w:r>
+              <w:rPr>
+                <w:noProof/>
+                <w:webHidden/>
+              </w:rPr>
+              <w:fldChar w:fldCharType="separate"/>
+            </w:r>
+            <w:r>
+              <w:rPr>
+                <w:noProof/>
+                <w:webHidden/>
+              </w:rPr>
+              <w:t>2</w:t>
+            </w:r>
+            <w:r>
+              <w:rPr>
+                <w:noProof/>
+                <w:webHidden/>
+              </w:rPr>
+              <w:fldChar w:fldCharType="end"/>
+            </w:r>
+          </w:hyperlink>
+        </w:p>
+        <w:p>
+          <w:pPr>
+            <w:pStyle w:val="11"/>
+            <w:tabs>
+              <w:tab w:val="left" w:pos="480"/>
+              <w:tab w:val="right" w:leader="dot" w:pos="9345"/>
+            </w:tabs>
+            <w:rPr>
+              <w:rFonts w:asciiTheme="minorHAnsi" w:eastAsiaTheme="minorEastAsia" w:hAnsiTheme="minorHAnsi"/>
+              <w:noProof/>
+              <w:kern w:val="0"/>
+              <w:sz w:val="22"/>
+              <w:lang w:eastAsia="ru-RU"/>
+              <w14:ligatures w14:val="none"/>
+            </w:rPr>
+          </w:pPr>
+          <w:hyperlink w:anchor="_Toc226115081" w:history="1">
+            <w:r>
+              <w:rPr>
+                <w:rStyle w:val="a8"/>
+                <w:noProof/>
+              </w:rPr>
+              <w:t>2.</w:t>
+            </w:r>
+            <w:r>
+              <w:rPr>
+                <w:rFonts w:asciiTheme="minorHAnsi" w:eastAsiaTheme="minorEastAsia" w:hAnsiTheme="minorHAnsi"/>
+                <w:noProof/>
+                <w:kern w:val="0"/>
+                <w:sz w:val="22"/>
+                <w:lang w:eastAsia="ru-RU"/>
+                <w14:ligatures w14:val="none"/>
+              </w:rPr>
+              <w:tab/>
+            </w:r>
+            <w:r>
+              <w:rPr>
+                <w:rStyle w:val="a8"/>
+                <w:noProof/>
+              </w:rPr>
+              <w:t>Проектирование предметной области</w:t>
+            </w:r>
+            <w:r>
+              <w:rPr>
+                <w:noProof/>
+                <w:webHidden/>
+              </w:rPr>
+              <w:tab/>
+            </w:r>
+            <w:r>
+              <w:rPr>
+                <w:noProof/>
+                <w:webHidden/>
+              </w:rPr>
+              <w:fldChar w:fldCharType="begin"/>
+            </w:r>
+            <w:r>
+              <w:rPr>
+                <w:noProof/>
+                <w:webHidden/>
+              </w:rPr>
+              <w:instrText xml:space="preserve"> PAGEREF _Toc226115081 \h </w:instrText>
             </w:r>
             <w:r>
               <w:rPr>
@@ -153,12 +245,12 @@
               <w14:ligatures w14:val="none"/>
             </w:rPr>
           </w:pPr>
-          <w:hyperlink w:anchor="_Toc226012087" w:history="1">
+          <w:hyperlink w:anchor="_Toc226115082" w:history="1">
             <w:r>
               <w:rPr>
                 <w:rStyle w:val="a8"/>
               </w:rPr>
-              <w:t>1.1.</w:t>
+              <w:t>2.1.</w:t>
             </w:r>
             <w:r>
               <w:rPr>
@@ -192,7 +284,7 @@
               <w:rPr>
                 <w:webHidden/>
               </w:rPr>
-              <w:instrText xml:space="preserve"> PAGEREF _Toc226012087 \h </w:instrText>
+              <w:instrText xml:space="preserve"> PAGEREF _Toc226115082 \h </w:instrText>
             </w:r>
             <w:r>
               <w:rPr>
@@ -234,7 +326,7 @@
               <w14:ligatures w14:val="none"/>
             </w:rPr>
           </w:pPr>
-          <w:hyperlink w:anchor="_Toc226012088" w:history="1">
+          <w:hyperlink w:anchor="_Toc226115083" w:history="1">
             <w:r>
               <w:rPr>
                 <w:rStyle w:val="a8"/>
@@ -261,7 +353,7 @@
                 <w:noProof/>
                 <w:webHidden/>
               </w:rPr>
-              <w:instrText xml:space="preserve"> PAGEREF _Toc226012088 \h </w:instrText>
+              <w:instrText xml:space="preserve"> PAGEREF _Toc226115083 \h </w:instrText>
             </w:r>
             <w:r>
               <w:rPr>
@@ -307,7 +399,7 @@
               <w14:ligatures w14:val="none"/>
             </w:rPr>
           </w:pPr>
-          <w:hyperlink w:anchor="_Toc226012089" w:history="1">
+          <w:hyperlink w:anchor="_Toc226115084" w:history="1">
             <w:r>
               <w:rPr>
                 <w:rStyle w:val="a8"/>
@@ -334,7 +426,7 @@
                 <w:noProof/>
                 <w:webHidden/>
               </w:rPr>
-              <w:instrText xml:space="preserve"> PAGEREF _Toc226012089 \h </w:instrText>
+              <w:instrText xml:space="preserve"> PAGEREF _Toc226115084 \h </w:instrText>
             </w:r>
             <w:r>
               <w:rPr>
@@ -354,7 +446,7 @@
                 <w:noProof/>
                 <w:webHidden/>
               </w:rPr>
-              <w:t>2</w:t>
+              <w:t>3</w:t>
             </w:r>
             <w:r>
               <w:rPr>
@@ -380,7 +472,7 @@
               <w14:ligatures w14:val="none"/>
             </w:rPr>
           </w:pPr>
-          <w:hyperlink w:anchor="_Toc226012090" w:history="1">
+          <w:hyperlink w:anchor="_Toc226115085" w:history="1">
             <w:r>
               <w:rPr>
                 <w:rStyle w:val="a8"/>
@@ -407,7 +499,7 @@
                 <w:noProof/>
                 <w:webHidden/>
               </w:rPr>
-              <w:instrText xml:space="preserve"> PAGEREF _Toc226012090 \h </w:instrText>
+              <w:instrText xml:space="preserve"> PAGEREF _Toc226115085 \h </w:instrText>
             </w:r>
             <w:r>
               <w:rPr>
@@ -427,7 +519,7 @@
                 <w:noProof/>
                 <w:webHidden/>
               </w:rPr>
-              <w:t>3</w:t>
+              <w:t>4</w:t>
             </w:r>
             <w:r>
               <w:rPr>
@@ -453,7 +545,7 @@
               <w14:ligatures w14:val="none"/>
             </w:rPr>
           </w:pPr>
-          <w:hyperlink w:anchor="_Toc226012091" w:history="1">
+          <w:hyperlink w:anchor="_Toc226115086" w:history="1">
             <w:r>
               <w:rPr>
                 <w:rStyle w:val="a8"/>
@@ -480,7 +572,7 @@
                 <w:noProof/>
                 <w:webHidden/>
               </w:rPr>
-              <w:instrText xml:space="preserve"> PAGEREF _Toc226012091 \h </w:instrText>
+              <w:instrText xml:space="preserve"> PAGEREF _Toc226115086 \h </w:instrText>
             </w:r>
             <w:r>
               <w:rPr>
@@ -500,7 +592,7 @@
                 <w:noProof/>
                 <w:webHidden/>
               </w:rPr>
-              <w:t>7</w:t>
+              <w:t>8</w:t>
             </w:r>
             <w:r>
               <w:rPr>
@@ -526,7 +618,7 @@
               <w14:ligatures w14:val="none"/>
             </w:rPr>
           </w:pPr>
-          <w:hyperlink w:anchor="_Toc226012092" w:history="1">
+          <w:hyperlink w:anchor="_Toc226115087" w:history="1">
             <w:r>
               <w:rPr>
                 <w:rStyle w:val="a8"/>
@@ -553,7 +645,7 @@
                 <w:noProof/>
                 <w:webHidden/>
               </w:rPr>
-              <w:instrText xml:space="preserve"> PAGEREF _Toc226012092 \h </w:instrText>
+              <w:instrText xml:space="preserve"> PAGEREF _Toc226115087 \h </w:instrText>
             </w:r>
             <w:r>
               <w:rPr>
@@ -573,7 +665,7 @@
                 <w:noProof/>
                 <w:webHidden/>
               </w:rPr>
-              <w:t>7</w:t>
+              <w:t>8</w:t>
             </w:r>
             <w:r>
               <w:rPr>
@@ -599,7 +691,7 @@
               <w14:ligatures w14:val="none"/>
             </w:rPr>
           </w:pPr>
-          <w:hyperlink w:anchor="_Toc226012093" w:history="1">
+          <w:hyperlink w:anchor="_Toc226115088" w:history="1">
             <w:r>
               <w:rPr>
                 <w:rStyle w:val="a8"/>
@@ -626,7 +718,7 @@
                 <w:noProof/>
                 <w:webHidden/>
               </w:rPr>
-              <w:instrText xml:space="preserve"> PAGEREF _Toc226012093 \h </w:instrText>
+              <w:instrText xml:space="preserve"> PAGEREF _Toc226115088 \h </w:instrText>
             </w:r>
             <w:r>
               <w:rPr>
@@ -646,7 +738,7 @@
                 <w:noProof/>
                 <w:webHidden/>
               </w:rPr>
-              <w:t>8</w:t>
+              <w:t>10</w:t>
             </w:r>
             <w:r>
               <w:rPr>
@@ -671,12 +763,12 @@
               <w14:ligatures w14:val="none"/>
             </w:rPr>
           </w:pPr>
-          <w:hyperlink w:anchor="_Toc226012094" w:history="1">
+          <w:hyperlink w:anchor="_Toc226115089" w:history="1">
             <w:r>
               <w:rPr>
                 <w:rStyle w:val="a8"/>
               </w:rPr>
-              <w:t>1.2.</w:t>
+              <w:t>2.2.</w:t>
             </w:r>
             <w:r>
               <w:rPr>
@@ -736,7 +828,7 @@
               <w:rPr>
                 <w:webHidden/>
               </w:rPr>
-              <w:instrText xml:space="preserve"> PAGEREF _Toc226012094 \h </w:instrText>
+              <w:instrText xml:space="preserve"> PAGEREF _Toc226115089 \h </w:instrText>
             </w:r>
             <w:r>
               <w:rPr>
@@ -753,7 +845,7 @@
               <w:rPr>
                 <w:webHidden/>
               </w:rPr>
-              <w:t>8</w:t>
+              <w:t>10</w:t>
             </w:r>
             <w:r>
               <w:rPr>
@@ -778,7 +870,7 @@
               <w14:ligatures w14:val="none"/>
             </w:rPr>
           </w:pPr>
-          <w:hyperlink w:anchor="_Toc226012095" w:history="1">
+          <w:hyperlink w:anchor="_Toc226115090" w:history="1">
             <w:r>
               <w:rPr>
                 <w:rStyle w:val="a8"/>
@@ -805,7 +897,7 @@
                 <w:noProof/>
                 <w:webHidden/>
               </w:rPr>
-              <w:instrText xml:space="preserve"> PAGEREF _Toc226012095 \h </w:instrText>
+              <w:instrText xml:space="preserve"> PAGEREF _Toc226115090 \h </w:instrText>
             </w:r>
             <w:r>
               <w:rPr>
@@ -825,7 +917,7 @@
                 <w:noProof/>
                 <w:webHidden/>
               </w:rPr>
-              <w:t>8</w:t>
+              <w:t>10</w:t>
             </w:r>
             <w:r>
               <w:rPr>
@@ -851,7 +943,7 @@
               <w14:ligatures w14:val="none"/>
             </w:rPr>
           </w:pPr>
-          <w:hyperlink w:anchor="_Toc226012096" w:history="1">
+          <w:hyperlink w:anchor="_Toc226115091" w:history="1">
             <w:r>
               <w:rPr>
                 <w:rStyle w:val="a8"/>
@@ -878,7 +970,7 @@
                 <w:noProof/>
                 <w:webHidden/>
               </w:rPr>
-              <w:instrText xml:space="preserve"> PAGEREF _Toc226012096 \h </w:instrText>
+              <w:instrText xml:space="preserve"> PAGEREF _Toc226115091 \h </w:instrText>
             </w:r>
             <w:r>
               <w:rPr>
@@ -898,7 +990,7 @@
                 <w:noProof/>
                 <w:webHidden/>
               </w:rPr>
-              <w:t>9</w:t>
+              <w:t>11</w:t>
             </w:r>
             <w:r>
               <w:rPr>
@@ -924,7 +1016,7 @@
               <w14:ligatures w14:val="none"/>
             </w:rPr>
           </w:pPr>
-          <w:hyperlink w:anchor="_Toc226012097" w:history="1">
+          <w:hyperlink w:anchor="_Toc226115092" w:history="1">
             <w:r>
               <w:rPr>
                 <w:rStyle w:val="a8"/>
@@ -951,7 +1043,7 @@
                 <w:noProof/>
                 <w:webHidden/>
               </w:rPr>
-              <w:instrText xml:space="preserve"> PAGEREF _Toc226012097 \h </w:instrText>
+              <w:instrText xml:space="preserve"> PAGEREF _Toc226115092 \h </w:instrText>
             </w:r>
             <w:r>
               <w:rPr>
@@ -971,7 +1063,7 @@
                 <w:noProof/>
                 <w:webHidden/>
               </w:rPr>
-              <w:t>10</w:t>
+              <w:t>11</w:t>
             </w:r>
             <w:r>
               <w:rPr>
@@ -997,7 +1089,7 @@
               <w14:ligatures w14:val="none"/>
             </w:rPr>
           </w:pPr>
-          <w:hyperlink w:anchor="_Toc226012098" w:history="1">
+          <w:hyperlink w:anchor="_Toc226115093" w:history="1">
             <w:r>
               <w:rPr>
                 <w:rStyle w:val="a8"/>
@@ -1024,7 +1116,7 @@
                 <w:noProof/>
                 <w:webHidden/>
               </w:rPr>
-              <w:instrText xml:space="preserve"> PAGEREF _Toc226012098 \h </w:instrText>
+              <w:instrText xml:space="preserve"> PAGEREF _Toc226115093 \h </w:instrText>
             </w:r>
             <w:r>
               <w:rPr>
@@ -1044,7 +1136,7 @@
                 <w:noProof/>
                 <w:webHidden/>
               </w:rPr>
-              <w:t>11</w:t>
+              <w:t>13</w:t>
             </w:r>
             <w:r>
               <w:rPr>
@@ -1070,7 +1162,7 @@
               <w14:ligatures w14:val="none"/>
             </w:rPr>
           </w:pPr>
-          <w:hyperlink w:anchor="_Toc226012099" w:history="1">
+          <w:hyperlink w:anchor="_Toc226115094" w:history="1">
             <w:r>
               <w:rPr>
                 <w:rStyle w:val="a8"/>
@@ -1099,7 +1191,7 @@
                 <w:noProof/>
                 <w:webHidden/>
               </w:rPr>
-              <w:instrText xml:space="preserve"> PAGEREF _Toc226012099 \h </w:instrText>
+              <w:instrText xml:space="preserve"> PAGEREF _Toc226115094 \h </w:instrText>
             </w:r>
             <w:r>
               <w:rPr>
@@ -1119,7 +1211,7 @@
                 <w:noProof/>
                 <w:webHidden/>
               </w:rPr>
-              <w:t>11</w:t>
+              <w:t>13</w:t>
             </w:r>
             <w:r>
               <w:rPr>
@@ -1144,12 +1236,12 @@
               <w14:ligatures w14:val="none"/>
             </w:rPr>
           </w:pPr>
-          <w:hyperlink w:anchor="_Toc226012100" w:history="1">
+          <w:hyperlink w:anchor="_Toc226115095" w:history="1">
             <w:r>
               <w:rPr>
                 <w:rStyle w:val="a8"/>
               </w:rPr>
-              <w:t>1.3.</w:t>
+              <w:t>2.3.</w:t>
             </w:r>
             <w:r>
               <w:rPr>
@@ -1183,7 +1275,7 @@
               <w:rPr>
                 <w:webHidden/>
               </w:rPr>
-              <w:instrText xml:space="preserve"> PAGEREF _Toc226012100 \h </w:instrText>
+              <w:instrText xml:space="preserve"> PAGEREF _Toc226115095 \h </w:instrText>
             </w:r>
             <w:r>
               <w:rPr>
@@ -1200,7 +1292,7 @@
               <w:rPr>
                 <w:webHidden/>
               </w:rPr>
-              <w:t>13</w:t>
+              <w:t>15</w:t>
             </w:r>
             <w:r>
               <w:rPr>
@@ -1251,41 +1343,997 @@
       <w:pPr>
         <w:pStyle w:val="1"/>
       </w:pPr>
-      <w:bookmarkStart w:id="0" w:name="_Toc226012086"/>
+      <w:bookmarkStart w:id="0" w:name="_Toc226115080"/>
       <w:r>
         <w:lastRenderedPageBreak/>
-        <w:t>Проектирование предметной области</w:t>
+        <w:t>Постановка задачи</w:t>
       </w:r>
       <w:bookmarkEnd w:id="0"/>
     </w:p>
     <w:p>
       <w:pPr>
-        <w:pStyle w:val="2"/>
-      </w:pPr>
-      <w:bookmarkStart w:id="1" w:name="_Toc226012087"/>
-      <w:r>
-        <w:t>Этапы выполнения функционального анализа</w:t>
-      </w:r>
+        <w:rPr>
+          <w:sz w:val="28"/>
+        </w:rPr>
+      </w:pPr>
+      <w:r>
+        <w:rPr>
+          <w:b/>
+          <w:sz w:val="28"/>
+        </w:rPr>
+        <w:t>Предметная область:</w:t>
+      </w:r>
+      <w:r>
+        <w:rPr>
+          <w:sz w:val="28"/>
+        </w:rPr>
+        <w:t xml:space="preserve"> </w:t>
+      </w:r>
+      <w:r>
+        <w:rPr>
+          <w:sz w:val="28"/>
+        </w:rPr>
+        <w:t>Управление складом</w:t>
+      </w:r>
+    </w:p>
+    <w:p>
+      <w:pPr>
+        <w:rPr>
+          <w:sz w:val="28"/>
+        </w:rPr>
+      </w:pPr>
+      <w:r>
+        <w:rPr>
+          <w:b/>
+          <w:sz w:val="28"/>
+        </w:rPr>
+        <w:t>Описание проблемы:</w:t>
+      </w:r>
+      <w:r>
+        <w:rPr>
+          <w:sz w:val="28"/>
+        </w:rPr>
+        <w:t xml:space="preserve"> В условиях роста объёмов заказов ручное управление складскими операциями приводит к пересортице при комплектации, задержкам в оформлении документов и отсутствию оперативного контроля над остатками товаров. Предприятию необходим инструмент, который свяжет в единую систему покупателей, поставщиков и складской персонал, обеспечив прозрачность всех операций от приёмки товара до отгрузки готового заказа.</w:t>
+      </w:r>
+    </w:p>
+    <w:p>
+      <w:pPr>
+        <w:spacing w:after="0" w:line="240" w:lineRule="auto"/>
+        <w:rPr>
+          <w:rFonts w:eastAsia="Times New Roman" w:cs="Times New Roman"/>
+          <w:kern w:val="0"/>
+          <w:sz w:val="28"/>
+          <w:szCs w:val="24"/>
+          <w:lang w:eastAsia="ru-RU"/>
+          <w14:ligatures w14:val="none"/>
+        </w:rPr>
+      </w:pPr>
+      <w:r>
+        <w:rPr>
+          <w:rFonts w:eastAsia="Times New Roman" w:cs="Times New Roman"/>
+          <w:b/>
+          <w:bCs/>
+          <w:kern w:val="0"/>
+          <w:sz w:val="28"/>
+          <w:szCs w:val="24"/>
+          <w:lang w:eastAsia="ru-RU"/>
+          <w14:ligatures w14:val="none"/>
+        </w:rPr>
+        <w:t>Цель проекта</w:t>
+      </w:r>
+    </w:p>
+    <w:p>
+      <w:pPr>
+        <w:spacing w:before="100" w:beforeAutospacing="1" w:after="100" w:afterAutospacing="1" w:line="240" w:lineRule="auto"/>
+        <w:rPr>
+          <w:rFonts w:eastAsia="Times New Roman" w:cs="Times New Roman"/>
+          <w:kern w:val="0"/>
+          <w:sz w:val="28"/>
+          <w:szCs w:val="24"/>
+          <w:lang w:eastAsia="ru-RU"/>
+          <w14:ligatures w14:val="none"/>
+        </w:rPr>
+      </w:pPr>
+      <w:r>
+        <w:rPr>
+          <w:rFonts w:eastAsia="Times New Roman" w:cs="Times New Roman"/>
+          <w:b/>
+          <w:bCs/>
+          <w:kern w:val="0"/>
+          <w:sz w:val="28"/>
+          <w:szCs w:val="24"/>
+          <w:lang w:eastAsia="ru-RU"/>
+          <w14:ligatures w14:val="none"/>
+        </w:rPr>
+        <w:t>Цель:</w:t>
+      </w:r>
+      <w:r>
+        <w:rPr>
+          <w:rFonts w:eastAsia="Times New Roman" w:cs="Times New Roman"/>
+          <w:kern w:val="0"/>
+          <w:sz w:val="28"/>
+          <w:szCs w:val="24"/>
+          <w:lang w:eastAsia="ru-RU"/>
+          <w14:ligatures w14:val="none"/>
+        </w:rPr>
+        <w:t xml:space="preserve"> Разработать и внедрить автоматизированную информационную систему управления складом, которая обеспечит:</w:t>
+      </w:r>
+    </w:p>
+    <w:p>
+      <w:pPr>
+        <w:numPr>
+          <w:ilvl w:val="0"/>
+          <w:numId w:val="25"/>
+        </w:numPr>
+        <w:spacing w:before="100" w:beforeAutospacing="1" w:after="100" w:afterAutospacing="1" w:line="240" w:lineRule="auto"/>
+        <w:rPr>
+          <w:rFonts w:eastAsia="Times New Roman" w:cs="Times New Roman"/>
+          <w:kern w:val="0"/>
+          <w:sz w:val="28"/>
+          <w:szCs w:val="24"/>
+          <w:lang w:eastAsia="ru-RU"/>
+          <w14:ligatures w14:val="none"/>
+        </w:rPr>
+      </w:pPr>
+      <w:r>
+        <w:rPr>
+          <w:rFonts w:eastAsia="Times New Roman" w:cs="Times New Roman"/>
+          <w:kern w:val="0"/>
+          <w:sz w:val="28"/>
+          <w:szCs w:val="24"/>
+          <w:lang w:eastAsia="ru-RU"/>
+          <w14:ligatures w14:val="none"/>
+        </w:rPr>
+        <w:t>Минимизацию ошибок при комплектации заказов за счёт автоматического формирования листов комплектации и контроля остатков.</w:t>
+      </w:r>
+    </w:p>
+    <w:p>
+      <w:pPr>
+        <w:numPr>
+          <w:ilvl w:val="0"/>
+          <w:numId w:val="25"/>
+        </w:numPr>
+        <w:spacing w:before="100" w:beforeAutospacing="1" w:after="100" w:afterAutospacing="1" w:line="240" w:lineRule="auto"/>
+        <w:rPr>
+          <w:rFonts w:eastAsia="Times New Roman" w:cs="Times New Roman"/>
+          <w:kern w:val="0"/>
+          <w:sz w:val="28"/>
+          <w:szCs w:val="24"/>
+          <w:lang w:eastAsia="ru-RU"/>
+          <w14:ligatures w14:val="none"/>
+        </w:rPr>
+      </w:pPr>
+      <w:r>
+        <w:rPr>
+          <w:rFonts w:eastAsia="Times New Roman" w:cs="Times New Roman"/>
+          <w:kern w:val="0"/>
+          <w:sz w:val="28"/>
+          <w:szCs w:val="24"/>
+          <w:lang w:eastAsia="ru-RU"/>
+          <w14:ligatures w14:val="none"/>
+        </w:rPr>
+        <w:t>Повышение скорости обработки заказов через автоматизацию согласования, упаковки и оформления документации.</w:t>
+      </w:r>
+    </w:p>
+    <w:p>
+      <w:pPr>
+        <w:numPr>
+          <w:ilvl w:val="0"/>
+          <w:numId w:val="25"/>
+        </w:numPr>
+        <w:spacing w:before="100" w:beforeAutospacing="1" w:after="100" w:afterAutospacing="1" w:line="240" w:lineRule="auto"/>
+        <w:rPr>
+          <w:rFonts w:eastAsia="Times New Roman" w:cs="Times New Roman"/>
+          <w:kern w:val="0"/>
+          <w:sz w:val="28"/>
+          <w:szCs w:val="24"/>
+          <w:lang w:eastAsia="ru-RU"/>
+          <w14:ligatures w14:val="none"/>
+        </w:rPr>
+      </w:pPr>
+      <w:r>
+        <w:rPr>
+          <w:rFonts w:eastAsia="Times New Roman" w:cs="Times New Roman"/>
+          <w:kern w:val="0"/>
+          <w:sz w:val="28"/>
+          <w:szCs w:val="24"/>
+          <w:lang w:eastAsia="ru-RU"/>
+          <w14:ligatures w14:val="none"/>
+        </w:rPr>
+        <w:t>Прозрачность складских операций и оперативный контроль уровня товарных запасов в режиме реального времени.</w:t>
+      </w:r>
+    </w:p>
+    <w:p>
+      <w:pPr>
+        <w:numPr>
+          <w:ilvl w:val="0"/>
+          <w:numId w:val="25"/>
+        </w:numPr>
+        <w:spacing w:before="100" w:beforeAutospacing="1" w:after="100" w:afterAutospacing="1" w:line="240" w:lineRule="auto"/>
+        <w:rPr>
+          <w:rFonts w:eastAsia="Times New Roman" w:cs="Times New Roman"/>
+          <w:kern w:val="0"/>
+          <w:sz w:val="28"/>
+          <w:szCs w:val="24"/>
+          <w:lang w:eastAsia="ru-RU"/>
+          <w14:ligatures w14:val="none"/>
+        </w:rPr>
+      </w:pPr>
+      <w:r>
+        <w:rPr>
+          <w:rFonts w:eastAsia="Times New Roman" w:cs="Times New Roman"/>
+          <w:kern w:val="0"/>
+          <w:sz w:val="28"/>
+          <w:szCs w:val="24"/>
+          <w:lang w:eastAsia="ru-RU"/>
+          <w14:ligatures w14:val="none"/>
+        </w:rPr>
+        <w:t>Эффективное управление документооборотом — автоматическое формирование накладных, счетов на оплату и товарных чеков.</w:t>
+      </w:r>
+    </w:p>
+    <w:p>
+      <w:pPr>
+        <w:spacing w:before="100" w:beforeAutospacing="1" w:after="100" w:afterAutospacing="1" w:line="240" w:lineRule="auto"/>
+        <w:rPr>
+          <w:rFonts w:eastAsia="Times New Roman" w:cs="Times New Roman"/>
+          <w:kern w:val="0"/>
+          <w:sz w:val="28"/>
+          <w:szCs w:val="24"/>
+          <w:lang w:eastAsia="ru-RU"/>
+          <w14:ligatures w14:val="none"/>
+        </w:rPr>
+      </w:pPr>
+      <w:r>
+        <w:rPr>
+          <w:rFonts w:eastAsia="Times New Roman" w:cs="Times New Roman"/>
+          <w:b/>
+          <w:bCs/>
+          <w:kern w:val="0"/>
+          <w:sz w:val="28"/>
+          <w:szCs w:val="24"/>
+          <w:lang w:eastAsia="ru-RU"/>
+          <w14:ligatures w14:val="none"/>
+        </w:rPr>
+        <w:t>Задачи системы (функциональные требования)</w:t>
+      </w:r>
+    </w:p>
+    <w:p>
+      <w:pPr>
+        <w:spacing w:before="100" w:beforeAutospacing="1" w:after="100" w:afterAutospacing="1" w:line="240" w:lineRule="auto"/>
+        <w:rPr>
+          <w:rFonts w:eastAsia="Times New Roman" w:cs="Times New Roman"/>
+          <w:kern w:val="0"/>
+          <w:sz w:val="28"/>
+          <w:szCs w:val="24"/>
+          <w:lang w:eastAsia="ru-RU"/>
+          <w14:ligatures w14:val="none"/>
+        </w:rPr>
+      </w:pPr>
+      <w:r>
+        <w:rPr>
+          <w:rFonts w:eastAsia="Times New Roman" w:cs="Times New Roman"/>
+          <w:kern w:val="0"/>
+          <w:sz w:val="28"/>
+          <w:szCs w:val="24"/>
+          <w:lang w:eastAsia="ru-RU"/>
+          <w14:ligatures w14:val="none"/>
+        </w:rPr>
+        <w:t>Для достижения поставленной цели система должна решать следующие задачи, распределённые по ролям:</w:t>
+      </w:r>
+    </w:p>
+    <w:p>
+      <w:pPr>
+        <w:numPr>
+          <w:ilvl w:val="0"/>
+          <w:numId w:val="26"/>
+        </w:numPr>
+        <w:spacing w:before="100" w:beforeAutospacing="1" w:after="100" w:afterAutospacing="1" w:line="240" w:lineRule="auto"/>
+        <w:rPr>
+          <w:rFonts w:eastAsia="Times New Roman" w:cs="Times New Roman"/>
+          <w:kern w:val="0"/>
+          <w:sz w:val="28"/>
+          <w:szCs w:val="24"/>
+          <w:lang w:eastAsia="ru-RU"/>
+          <w14:ligatures w14:val="none"/>
+        </w:rPr>
+      </w:pPr>
+      <w:r>
+        <w:rPr>
+          <w:rFonts w:eastAsia="Times New Roman" w:cs="Times New Roman"/>
+          <w:kern w:val="0"/>
+          <w:sz w:val="28"/>
+          <w:szCs w:val="24"/>
+          <w:lang w:eastAsia="ru-RU"/>
+          <w14:ligatures w14:val="none"/>
+        </w:rPr>
+        <w:t xml:space="preserve">Для Покупателей (Клиентов): </w:t>
+      </w:r>
+    </w:p>
+    <w:p>
+      <w:pPr>
+        <w:numPr>
+          <w:ilvl w:val="1"/>
+          <w:numId w:val="26"/>
+        </w:numPr>
+        <w:spacing w:before="100" w:beforeAutospacing="1" w:after="100" w:afterAutospacing="1" w:line="240" w:lineRule="auto"/>
+        <w:rPr>
+          <w:rFonts w:eastAsia="Times New Roman" w:cs="Times New Roman"/>
+          <w:kern w:val="0"/>
+          <w:sz w:val="28"/>
+          <w:szCs w:val="24"/>
+          <w:lang w:eastAsia="ru-RU"/>
+          <w14:ligatures w14:val="none"/>
+        </w:rPr>
+      </w:pPr>
+      <w:r>
+        <w:rPr>
+          <w:rFonts w:eastAsia="Times New Roman" w:cs="Times New Roman"/>
+          <w:kern w:val="0"/>
+          <w:sz w:val="28"/>
+          <w:szCs w:val="24"/>
+          <w:lang w:eastAsia="ru-RU"/>
+          <w14:ligatures w14:val="none"/>
+        </w:rPr>
+        <w:t>Обеспечение оформления и передачи документа «Заказ клиента» с перечнем товаров, количеством и пожеланиями по срокам доставки.</w:t>
+      </w:r>
+    </w:p>
+    <w:p>
+      <w:pPr>
+        <w:numPr>
+          <w:ilvl w:val="1"/>
+          <w:numId w:val="26"/>
+        </w:numPr>
+        <w:spacing w:before="100" w:beforeAutospacing="1" w:after="100" w:afterAutospacing="1" w:line="240" w:lineRule="auto"/>
+        <w:rPr>
+          <w:rFonts w:eastAsia="Times New Roman" w:cs="Times New Roman"/>
+          <w:kern w:val="0"/>
+          <w:sz w:val="28"/>
+          <w:szCs w:val="24"/>
+          <w:lang w:eastAsia="ru-RU"/>
+          <w14:ligatures w14:val="none"/>
+        </w:rPr>
+      </w:pPr>
+      <w:r>
+        <w:rPr>
+          <w:rFonts w:eastAsia="Times New Roman" w:cs="Times New Roman"/>
+          <w:kern w:val="0"/>
+          <w:sz w:val="28"/>
+          <w:szCs w:val="24"/>
+          <w:lang w:eastAsia="ru-RU"/>
+          <w14:ligatures w14:val="none"/>
+        </w:rPr>
+        <w:t>Получение подтверждения заказа с согласованными сроками и условиями.</w:t>
+      </w:r>
+    </w:p>
+    <w:p>
+      <w:pPr>
+        <w:numPr>
+          <w:ilvl w:val="1"/>
+          <w:numId w:val="26"/>
+        </w:numPr>
+        <w:spacing w:before="100" w:beforeAutospacing="1" w:after="100" w:afterAutospacing="1" w:line="240" w:lineRule="auto"/>
+        <w:rPr>
+          <w:rFonts w:eastAsia="Times New Roman" w:cs="Times New Roman"/>
+          <w:kern w:val="0"/>
+          <w:sz w:val="28"/>
+          <w:szCs w:val="24"/>
+          <w:lang w:eastAsia="ru-RU"/>
+          <w14:ligatures w14:val="none"/>
+        </w:rPr>
+      </w:pPr>
+      <w:r>
+        <w:rPr>
+          <w:rFonts w:eastAsia="Times New Roman" w:cs="Times New Roman"/>
+          <w:kern w:val="0"/>
+          <w:sz w:val="28"/>
+          <w:szCs w:val="24"/>
+          <w:lang w:eastAsia="ru-RU"/>
+          <w14:ligatures w14:val="none"/>
+        </w:rPr>
+        <w:t>Подтверждение получения заказа и подписание сопроводительных документов.</w:t>
+      </w:r>
+    </w:p>
+    <w:p>
+      <w:pPr>
+        <w:numPr>
+          <w:ilvl w:val="0"/>
+          <w:numId w:val="26"/>
+        </w:numPr>
+        <w:spacing w:before="100" w:beforeAutospacing="1" w:after="100" w:afterAutospacing="1" w:line="240" w:lineRule="auto"/>
+        <w:rPr>
+          <w:rFonts w:eastAsia="Times New Roman" w:cs="Times New Roman"/>
+          <w:kern w:val="0"/>
+          <w:sz w:val="28"/>
+          <w:szCs w:val="24"/>
+          <w:lang w:eastAsia="ru-RU"/>
+          <w14:ligatures w14:val="none"/>
+        </w:rPr>
+      </w:pPr>
+      <w:r>
+        <w:rPr>
+          <w:rFonts w:eastAsia="Times New Roman" w:cs="Times New Roman"/>
+          <w:kern w:val="0"/>
+          <w:sz w:val="28"/>
+          <w:szCs w:val="24"/>
+          <w:lang w:eastAsia="ru-RU"/>
+          <w14:ligatures w14:val="none"/>
+        </w:rPr>
+        <w:t xml:space="preserve">Для Менеджера по работе с клиентами: </w:t>
+      </w:r>
+    </w:p>
+    <w:p>
+      <w:pPr>
+        <w:numPr>
+          <w:ilvl w:val="1"/>
+          <w:numId w:val="26"/>
+        </w:numPr>
+        <w:spacing w:before="100" w:beforeAutospacing="1" w:after="100" w:afterAutospacing="1" w:line="240" w:lineRule="auto"/>
+        <w:rPr>
+          <w:rFonts w:eastAsia="Times New Roman" w:cs="Times New Roman"/>
+          <w:kern w:val="0"/>
+          <w:sz w:val="28"/>
+          <w:szCs w:val="24"/>
+          <w:lang w:eastAsia="ru-RU"/>
+          <w14:ligatures w14:val="none"/>
+        </w:rPr>
+      </w:pPr>
+      <w:r>
+        <w:rPr>
+          <w:rFonts w:eastAsia="Times New Roman" w:cs="Times New Roman"/>
+          <w:kern w:val="0"/>
+          <w:sz w:val="28"/>
+          <w:szCs w:val="24"/>
+          <w:lang w:eastAsia="ru-RU"/>
+          <w14:ligatures w14:val="none"/>
+        </w:rPr>
+        <w:t>Регистрация и согласование входящих заказов клиентов.</w:t>
+      </w:r>
+    </w:p>
+    <w:p>
+      <w:pPr>
+        <w:numPr>
+          <w:ilvl w:val="1"/>
+          <w:numId w:val="26"/>
+        </w:numPr>
+        <w:spacing w:before="100" w:beforeAutospacing="1" w:after="100" w:afterAutospacing="1" w:line="240" w:lineRule="auto"/>
+        <w:rPr>
+          <w:rFonts w:eastAsia="Times New Roman" w:cs="Times New Roman"/>
+          <w:kern w:val="0"/>
+          <w:sz w:val="28"/>
+          <w:szCs w:val="24"/>
+          <w:lang w:eastAsia="ru-RU"/>
+          <w14:ligatures w14:val="none"/>
+        </w:rPr>
+      </w:pPr>
+      <w:r>
+        <w:rPr>
+          <w:rFonts w:eastAsia="Times New Roman" w:cs="Times New Roman"/>
+          <w:kern w:val="0"/>
+          <w:sz w:val="28"/>
+          <w:szCs w:val="24"/>
+          <w:lang w:eastAsia="ru-RU"/>
+          <w14:ligatures w14:val="none"/>
+        </w:rPr>
+        <w:t>Проверка наличия товаров на складе совместно с менеджером склада.</w:t>
+      </w:r>
+    </w:p>
+    <w:p>
+      <w:pPr>
+        <w:numPr>
+          <w:ilvl w:val="1"/>
+          <w:numId w:val="26"/>
+        </w:numPr>
+        <w:spacing w:before="100" w:beforeAutospacing="1" w:after="100" w:afterAutospacing="1" w:line="240" w:lineRule="auto"/>
+        <w:rPr>
+          <w:rFonts w:eastAsia="Times New Roman" w:cs="Times New Roman"/>
+          <w:kern w:val="0"/>
+          <w:sz w:val="28"/>
+          <w:szCs w:val="24"/>
+          <w:lang w:eastAsia="ru-RU"/>
+          <w14:ligatures w14:val="none"/>
+        </w:rPr>
+      </w:pPr>
+      <w:r>
+        <w:rPr>
+          <w:rFonts w:eastAsia="Times New Roman" w:cs="Times New Roman"/>
+          <w:kern w:val="0"/>
+          <w:sz w:val="28"/>
+          <w:szCs w:val="24"/>
+          <w:lang w:eastAsia="ru-RU"/>
+          <w14:ligatures w14:val="none"/>
+        </w:rPr>
+        <w:t>Формирование и отправка подтверждения заказа покупателю.</w:t>
+      </w:r>
+    </w:p>
+    <w:p>
+      <w:pPr>
+        <w:numPr>
+          <w:ilvl w:val="0"/>
+          <w:numId w:val="26"/>
+        </w:numPr>
+        <w:spacing w:before="100" w:beforeAutospacing="1" w:after="100" w:afterAutospacing="1" w:line="240" w:lineRule="auto"/>
+        <w:rPr>
+          <w:rFonts w:eastAsia="Times New Roman" w:cs="Times New Roman"/>
+          <w:kern w:val="0"/>
+          <w:sz w:val="28"/>
+          <w:szCs w:val="24"/>
+          <w:lang w:eastAsia="ru-RU"/>
+          <w14:ligatures w14:val="none"/>
+        </w:rPr>
+      </w:pPr>
+      <w:r>
+        <w:rPr>
+          <w:rFonts w:eastAsia="Times New Roman" w:cs="Times New Roman"/>
+          <w:kern w:val="0"/>
+          <w:sz w:val="28"/>
+          <w:szCs w:val="24"/>
+          <w:lang w:eastAsia="ru-RU"/>
+          <w14:ligatures w14:val="none"/>
+        </w:rPr>
+        <w:t xml:space="preserve">Для Менеджера склада: </w:t>
+      </w:r>
+    </w:p>
+    <w:p>
+      <w:pPr>
+        <w:numPr>
+          <w:ilvl w:val="1"/>
+          <w:numId w:val="26"/>
+        </w:numPr>
+        <w:spacing w:before="100" w:beforeAutospacing="1" w:after="100" w:afterAutospacing="1" w:line="240" w:lineRule="auto"/>
+        <w:rPr>
+          <w:rFonts w:eastAsia="Times New Roman" w:cs="Times New Roman"/>
+          <w:kern w:val="0"/>
+          <w:sz w:val="28"/>
+          <w:szCs w:val="24"/>
+          <w:lang w:eastAsia="ru-RU"/>
+          <w14:ligatures w14:val="none"/>
+        </w:rPr>
+      </w:pPr>
+      <w:r>
+        <w:rPr>
+          <w:rFonts w:eastAsia="Times New Roman" w:cs="Times New Roman"/>
+          <w:kern w:val="0"/>
+          <w:sz w:val="28"/>
+          <w:szCs w:val="24"/>
+          <w:lang w:eastAsia="ru-RU"/>
+          <w14:ligatures w14:val="none"/>
+        </w:rPr>
+        <w:lastRenderedPageBreak/>
+        <w:t>Управление процессами приёмки товаров от поставщиков и размещения по складским ячейкам.</w:t>
+      </w:r>
+    </w:p>
+    <w:p>
+      <w:pPr>
+        <w:numPr>
+          <w:ilvl w:val="1"/>
+          <w:numId w:val="26"/>
+        </w:numPr>
+        <w:spacing w:before="100" w:beforeAutospacing="1" w:after="100" w:afterAutospacing="1" w:line="240" w:lineRule="auto"/>
+        <w:rPr>
+          <w:rFonts w:eastAsia="Times New Roman" w:cs="Times New Roman"/>
+          <w:kern w:val="0"/>
+          <w:sz w:val="28"/>
+          <w:szCs w:val="24"/>
+          <w:lang w:eastAsia="ru-RU"/>
+          <w14:ligatures w14:val="none"/>
+        </w:rPr>
+      </w:pPr>
+      <w:r>
+        <w:rPr>
+          <w:rFonts w:eastAsia="Times New Roman" w:cs="Times New Roman"/>
+          <w:kern w:val="0"/>
+          <w:sz w:val="28"/>
+          <w:szCs w:val="24"/>
+          <w:lang w:eastAsia="ru-RU"/>
+          <w14:ligatures w14:val="none"/>
+        </w:rPr>
+        <w:t>Формирование листов комплектации и контроль сборки заказов.</w:t>
+      </w:r>
+    </w:p>
+    <w:p>
+      <w:pPr>
+        <w:numPr>
+          <w:ilvl w:val="1"/>
+          <w:numId w:val="26"/>
+        </w:numPr>
+        <w:spacing w:before="100" w:beforeAutospacing="1" w:after="100" w:afterAutospacing="1" w:line="240" w:lineRule="auto"/>
+        <w:rPr>
+          <w:rFonts w:eastAsia="Times New Roman" w:cs="Times New Roman"/>
+          <w:kern w:val="0"/>
+          <w:sz w:val="28"/>
+          <w:szCs w:val="24"/>
+          <w:lang w:eastAsia="ru-RU"/>
+          <w14:ligatures w14:val="none"/>
+        </w:rPr>
+      </w:pPr>
+      <w:r>
+        <w:rPr>
+          <w:rFonts w:eastAsia="Times New Roman" w:cs="Times New Roman"/>
+          <w:kern w:val="0"/>
+          <w:sz w:val="28"/>
+          <w:szCs w:val="24"/>
+          <w:lang w:eastAsia="ru-RU"/>
+          <w14:ligatures w14:val="none"/>
+        </w:rPr>
+        <w:t>Проверка качества и количества скомплектованных товаров с составлением акта проверки.</w:t>
+      </w:r>
+    </w:p>
+    <w:p>
+      <w:pPr>
+        <w:numPr>
+          <w:ilvl w:val="1"/>
+          <w:numId w:val="26"/>
+        </w:numPr>
+        <w:spacing w:before="100" w:beforeAutospacing="1" w:after="100" w:afterAutospacing="1" w:line="240" w:lineRule="auto"/>
+        <w:rPr>
+          <w:rFonts w:eastAsia="Times New Roman" w:cs="Times New Roman"/>
+          <w:kern w:val="0"/>
+          <w:sz w:val="28"/>
+          <w:szCs w:val="24"/>
+          <w:lang w:eastAsia="ru-RU"/>
+          <w14:ligatures w14:val="none"/>
+        </w:rPr>
+      </w:pPr>
+      <w:r>
+        <w:rPr>
+          <w:rFonts w:eastAsia="Times New Roman" w:cs="Times New Roman"/>
+          <w:kern w:val="0"/>
+          <w:sz w:val="28"/>
+          <w:szCs w:val="24"/>
+          <w:lang w:eastAsia="ru-RU"/>
+          <w14:ligatures w14:val="none"/>
+        </w:rPr>
+        <w:t>Подписание накладных и сопроводительной документации.</w:t>
+      </w:r>
+    </w:p>
+    <w:p>
+      <w:pPr>
+        <w:numPr>
+          <w:ilvl w:val="0"/>
+          <w:numId w:val="26"/>
+        </w:numPr>
+        <w:spacing w:before="100" w:beforeAutospacing="1" w:after="100" w:afterAutospacing="1" w:line="240" w:lineRule="auto"/>
+        <w:rPr>
+          <w:rFonts w:eastAsia="Times New Roman" w:cs="Times New Roman"/>
+          <w:kern w:val="0"/>
+          <w:sz w:val="28"/>
+          <w:szCs w:val="24"/>
+          <w:lang w:eastAsia="ru-RU"/>
+          <w14:ligatures w14:val="none"/>
+        </w:rPr>
+      </w:pPr>
+      <w:r>
+        <w:rPr>
+          <w:rFonts w:eastAsia="Times New Roman" w:cs="Times New Roman"/>
+          <w:kern w:val="0"/>
+          <w:sz w:val="28"/>
+          <w:szCs w:val="24"/>
+          <w:lang w:eastAsia="ru-RU"/>
+          <w14:ligatures w14:val="none"/>
+        </w:rPr>
+        <w:t xml:space="preserve">Для Сотрудника склада: </w:t>
+      </w:r>
+    </w:p>
+    <w:p>
+      <w:pPr>
+        <w:numPr>
+          <w:ilvl w:val="1"/>
+          <w:numId w:val="26"/>
+        </w:numPr>
+        <w:spacing w:before="100" w:beforeAutospacing="1" w:after="100" w:afterAutospacing="1" w:line="240" w:lineRule="auto"/>
+        <w:rPr>
+          <w:rFonts w:eastAsia="Times New Roman" w:cs="Times New Roman"/>
+          <w:kern w:val="0"/>
+          <w:sz w:val="28"/>
+          <w:szCs w:val="24"/>
+          <w:lang w:eastAsia="ru-RU"/>
+          <w14:ligatures w14:val="none"/>
+        </w:rPr>
+      </w:pPr>
+      <w:r>
+        <w:rPr>
+          <w:rFonts w:eastAsia="Times New Roman" w:cs="Times New Roman"/>
+          <w:kern w:val="0"/>
+          <w:sz w:val="28"/>
+          <w:szCs w:val="24"/>
+          <w:lang w:eastAsia="ru-RU"/>
+          <w14:ligatures w14:val="none"/>
+        </w:rPr>
+        <w:t>Сбор товаров по листу комплектации со складских мест.</w:t>
+      </w:r>
+    </w:p>
+    <w:p>
+      <w:pPr>
+        <w:numPr>
+          <w:ilvl w:val="1"/>
+          <w:numId w:val="26"/>
+        </w:numPr>
+        <w:spacing w:before="100" w:beforeAutospacing="1" w:after="100" w:afterAutospacing="1" w:line="240" w:lineRule="auto"/>
+        <w:rPr>
+          <w:rFonts w:eastAsia="Times New Roman" w:cs="Times New Roman"/>
+          <w:kern w:val="0"/>
+          <w:sz w:val="28"/>
+          <w:szCs w:val="24"/>
+          <w:lang w:eastAsia="ru-RU"/>
+          <w14:ligatures w14:val="none"/>
+        </w:rPr>
+      </w:pPr>
+      <w:r>
+        <w:rPr>
+          <w:rFonts w:eastAsia="Times New Roman" w:cs="Times New Roman"/>
+          <w:kern w:val="0"/>
+          <w:sz w:val="28"/>
+          <w:szCs w:val="24"/>
+          <w:lang w:eastAsia="ru-RU"/>
+          <w14:ligatures w14:val="none"/>
+        </w:rPr>
+        <w:t>Упаковка и маркировка заказов с формированием этикетки и упаковочного листа.</w:t>
+      </w:r>
+    </w:p>
+    <w:p>
+      <w:pPr>
+        <w:numPr>
+          <w:ilvl w:val="1"/>
+          <w:numId w:val="26"/>
+        </w:numPr>
+        <w:spacing w:before="100" w:beforeAutospacing="1" w:after="100" w:afterAutospacing="1" w:line="240" w:lineRule="auto"/>
+        <w:rPr>
+          <w:rFonts w:eastAsia="Times New Roman" w:cs="Times New Roman"/>
+          <w:kern w:val="0"/>
+          <w:sz w:val="28"/>
+          <w:szCs w:val="24"/>
+          <w:lang w:eastAsia="ru-RU"/>
+          <w14:ligatures w14:val="none"/>
+        </w:rPr>
+      </w:pPr>
+      <w:r>
+        <w:rPr>
+          <w:rFonts w:eastAsia="Times New Roman" w:cs="Times New Roman"/>
+          <w:kern w:val="0"/>
+          <w:sz w:val="28"/>
+          <w:szCs w:val="24"/>
+          <w:lang w:eastAsia="ru-RU"/>
+          <w14:ligatures w14:val="none"/>
+        </w:rPr>
+        <w:t>Отгрузка готового заказа покупателю или курьерской службе.</w:t>
+      </w:r>
+    </w:p>
+    <w:p>
+      <w:pPr>
+        <w:numPr>
+          <w:ilvl w:val="0"/>
+          <w:numId w:val="26"/>
+        </w:numPr>
+        <w:spacing w:before="100" w:beforeAutospacing="1" w:after="100" w:afterAutospacing="1" w:line="240" w:lineRule="auto"/>
+        <w:rPr>
+          <w:rFonts w:eastAsia="Times New Roman" w:cs="Times New Roman"/>
+          <w:kern w:val="0"/>
+          <w:sz w:val="28"/>
+          <w:szCs w:val="24"/>
+          <w:lang w:eastAsia="ru-RU"/>
+          <w14:ligatures w14:val="none"/>
+        </w:rPr>
+      </w:pPr>
+      <w:r>
+        <w:rPr>
+          <w:rFonts w:eastAsia="Times New Roman" w:cs="Times New Roman"/>
+          <w:kern w:val="0"/>
+          <w:sz w:val="28"/>
+          <w:szCs w:val="24"/>
+          <w:lang w:eastAsia="ru-RU"/>
+          <w14:ligatures w14:val="none"/>
+        </w:rPr>
+        <w:t xml:space="preserve">Для Бухгалтера: </w:t>
+      </w:r>
+    </w:p>
+    <w:p>
+      <w:pPr>
+        <w:numPr>
+          <w:ilvl w:val="1"/>
+          <w:numId w:val="26"/>
+        </w:numPr>
+        <w:spacing w:before="100" w:beforeAutospacing="1" w:after="100" w:afterAutospacing="1" w:line="240" w:lineRule="auto"/>
+        <w:rPr>
+          <w:rFonts w:eastAsia="Times New Roman" w:cs="Times New Roman"/>
+          <w:kern w:val="0"/>
+          <w:sz w:val="28"/>
+          <w:szCs w:val="24"/>
+          <w:lang w:eastAsia="ru-RU"/>
+          <w14:ligatures w14:val="none"/>
+        </w:rPr>
+      </w:pPr>
+      <w:r>
+        <w:rPr>
+          <w:rFonts w:eastAsia="Times New Roman" w:cs="Times New Roman"/>
+          <w:kern w:val="0"/>
+          <w:sz w:val="28"/>
+          <w:szCs w:val="24"/>
+          <w:lang w:eastAsia="ru-RU"/>
+          <w14:ligatures w14:val="none"/>
+        </w:rPr>
+        <w:t>Автоматизированное оформление накладных, счетов на оплату для юридических лиц и товарных чеков для физических лиц.</w:t>
+      </w:r>
+    </w:p>
+    <w:p>
+      <w:pPr>
+        <w:numPr>
+          <w:ilvl w:val="1"/>
+          <w:numId w:val="26"/>
+        </w:numPr>
+        <w:spacing w:before="100" w:beforeAutospacing="1" w:after="100" w:afterAutospacing="1" w:line="240" w:lineRule="auto"/>
+        <w:rPr>
+          <w:rFonts w:eastAsia="Times New Roman" w:cs="Times New Roman"/>
+          <w:kern w:val="0"/>
+          <w:sz w:val="28"/>
+          <w:szCs w:val="24"/>
+          <w:lang w:eastAsia="ru-RU"/>
+          <w14:ligatures w14:val="none"/>
+        </w:rPr>
+      </w:pPr>
+      <w:r>
+        <w:rPr>
+          <w:rFonts w:eastAsia="Times New Roman" w:cs="Times New Roman"/>
+          <w:kern w:val="0"/>
+          <w:sz w:val="28"/>
+          <w:szCs w:val="24"/>
+          <w:lang w:eastAsia="ru-RU"/>
+          <w14:ligatures w14:val="none"/>
+        </w:rPr>
+        <w:t>Подписание финансовой документации и передача в архив.</w:t>
+      </w:r>
+    </w:p>
+    <w:p>
+      <w:pPr>
+        <w:numPr>
+          <w:ilvl w:val="0"/>
+          <w:numId w:val="26"/>
+        </w:numPr>
+        <w:spacing w:before="100" w:beforeAutospacing="1" w:after="100" w:afterAutospacing="1" w:line="240" w:lineRule="auto"/>
+        <w:rPr>
+          <w:rFonts w:eastAsia="Times New Roman" w:cs="Times New Roman"/>
+          <w:kern w:val="0"/>
+          <w:sz w:val="28"/>
+          <w:szCs w:val="24"/>
+          <w:lang w:eastAsia="ru-RU"/>
+          <w14:ligatures w14:val="none"/>
+        </w:rPr>
+      </w:pPr>
+      <w:r>
+        <w:rPr>
+          <w:rFonts w:eastAsia="Times New Roman" w:cs="Times New Roman"/>
+          <w:kern w:val="0"/>
+          <w:sz w:val="28"/>
+          <w:szCs w:val="24"/>
+          <w:lang w:eastAsia="ru-RU"/>
+          <w14:ligatures w14:val="none"/>
+        </w:rPr>
+        <w:t xml:space="preserve">Для Директора: </w:t>
+      </w:r>
+    </w:p>
+    <w:p>
+      <w:pPr>
+        <w:numPr>
+          <w:ilvl w:val="1"/>
+          <w:numId w:val="26"/>
+        </w:numPr>
+        <w:spacing w:before="100" w:beforeAutospacing="1" w:after="100" w:afterAutospacing="1" w:line="240" w:lineRule="auto"/>
+        <w:rPr>
+          <w:rFonts w:eastAsia="Times New Roman" w:cs="Times New Roman"/>
+          <w:kern w:val="0"/>
+          <w:sz w:val="28"/>
+          <w:szCs w:val="24"/>
+          <w:lang w:eastAsia="ru-RU"/>
+          <w14:ligatures w14:val="none"/>
+        </w:rPr>
+      </w:pPr>
+      <w:r>
+        <w:rPr>
+          <w:rFonts w:eastAsia="Times New Roman" w:cs="Times New Roman"/>
+          <w:kern w:val="0"/>
+          <w:sz w:val="28"/>
+          <w:szCs w:val="24"/>
+          <w:lang w:eastAsia="ru-RU"/>
+          <w14:ligatures w14:val="none"/>
+        </w:rPr>
+        <w:t>Визирование документов по крупным заказам и договорам с юридическими лицами.</w:t>
+      </w:r>
+    </w:p>
+    <w:p>
+      <w:pPr>
+        <w:numPr>
+          <w:ilvl w:val="1"/>
+          <w:numId w:val="26"/>
+        </w:numPr>
+        <w:spacing w:before="100" w:beforeAutospacing="1" w:after="100" w:afterAutospacing="1" w:line="240" w:lineRule="auto"/>
+        <w:rPr>
+          <w:rFonts w:eastAsia="Times New Roman" w:cs="Times New Roman"/>
+          <w:kern w:val="0"/>
+          <w:szCs w:val="24"/>
+          <w:lang w:eastAsia="ru-RU"/>
+          <w14:ligatures w14:val="none"/>
+        </w:rPr>
+      </w:pPr>
+      <w:r>
+        <w:rPr>
+          <w:rFonts w:eastAsia="Times New Roman" w:cs="Times New Roman"/>
+          <w:kern w:val="0"/>
+          <w:sz w:val="28"/>
+          <w:szCs w:val="24"/>
+          <w:lang w:eastAsia="ru-RU"/>
+          <w14:ligatures w14:val="none"/>
+        </w:rPr>
+        <w:t>Получение сводных отчётов по складским операциям для принятия управленческих решений.</w:t>
+      </w:r>
+    </w:p>
+    <w:p>
+      <w:pPr>
+        <w:pStyle w:val="font-claude-response-body"/>
+        <w:rPr>
+          <w:sz w:val="28"/>
+        </w:rPr>
+      </w:pPr>
+      <w:r>
+        <w:rPr>
+          <w:rStyle w:val="af"/>
+          <w:sz w:val="28"/>
+        </w:rPr>
+        <w:t>Ожидаемый результат (ЦКП — Ценный конечный продукт)</w:t>
+      </w:r>
+    </w:p>
+    <w:p>
+      <w:pPr>
+        <w:pStyle w:val="font-claude-response-body"/>
+        <w:rPr>
+          <w:sz w:val="28"/>
+        </w:rPr>
+      </w:pPr>
+      <w:r>
+        <w:rPr>
+          <w:sz w:val="28"/>
+        </w:rPr>
+        <w:t>Итогом является полностью автоматизированный цикл обработки заказа: от момента получения документа «Заказ клиента» до отгрузки скомплектованного заказа покупателю и передачи подписанного комплекта документов в бухгалтерию, с сохранением всех данных в базе для учёта остатков и формирования отчётности.</w:t>
+      </w:r>
+      <w:bookmarkStart w:id="1" w:name="_GoBack"/>
       <w:bookmarkEnd w:id="1"/>
     </w:p>
     <w:p>
       <w:pPr>
-        <w:pStyle w:val="3"/>
-      </w:pPr>
-      <w:bookmarkStart w:id="2" w:name="_Toc226012088"/>
-      <w:r>
-        <w:t>2.</w:t>
-      </w:r>
-      <w:r>
-        <w:t>1</w:t>
-      </w:r>
-      <w:r>
-        <w:t>.1. Составление организационной структуры</w:t>
+        <w:pStyle w:val="1"/>
+      </w:pPr>
+      <w:bookmarkStart w:id="2" w:name="_Toc226115081"/>
+      <w:r>
+        <w:t>Проектирование предметной области</w:t>
       </w:r>
       <w:bookmarkEnd w:id="2"/>
     </w:p>
     <w:p>
       <w:pPr>
+        <w:pStyle w:val="2"/>
+      </w:pPr>
+      <w:bookmarkStart w:id="3" w:name="_Toc226115082"/>
+      <w:r>
+        <w:t>Этапы выполнения функционального анализа</w:t>
+      </w:r>
+      <w:bookmarkEnd w:id="3"/>
+    </w:p>
+    <w:p>
+      <w:pPr>
+        <w:pStyle w:val="3"/>
+      </w:pPr>
+      <w:bookmarkStart w:id="4" w:name="_Toc226115083"/>
+      <w:r>
+        <w:t>2.</w:t>
+      </w:r>
+      <w:r>
+        <w:t>1</w:t>
+      </w:r>
+      <w:r>
+        <w:t>.1. Составление организационной структуры</w:t>
+      </w:r>
+      <w:bookmarkEnd w:id="4"/>
+    </w:p>
+    <w:p>
+      <w:pPr>
         <w:spacing w:after="0" w:line="276" w:lineRule="auto"/>
         <w:jc w:val="center"/>
       </w:pPr>
@@ -1300,6 +2348,7 @@
           <w:noProof/>
           <w:lang w:eastAsia="ru-RU"/>
         </w:rPr>
+        <w:lastRenderedPageBreak/>
         <w:drawing>
           <wp:inline distT="0" distB="0" distL="0" distR="0" wp14:anchorId="11215EA8" wp14:editId="48391EEF">
             <wp:extent cx="5106113" cy="2972215"/>
@@ -1368,11 +2417,11 @@
       <w:pPr>
         <w:pStyle w:val="3"/>
       </w:pPr>
-      <w:bookmarkStart w:id="3" w:name="_Toc226012089"/>
+      <w:bookmarkStart w:id="5" w:name="_Toc226115084"/>
       <w:r>
         <w:t>2.1.2. Моделирование диаграммы вариантов использования</w:t>
       </w:r>
-      <w:bookmarkEnd w:id="3"/>
+      <w:bookmarkEnd w:id="5"/>
     </w:p>
     <w:p>
       <w:pPr>
@@ -1442,7 +2491,7 @@
           <w:szCs w:val="24"/>
         </w:rPr>
       </w:pPr>
-      <w:bookmarkStart w:id="4" w:name="_Hlk166337036"/>
+      <w:bookmarkStart w:id="6" w:name="_Hlk166337036"/>
       <w:r>
         <w:rPr>
           <w:rFonts w:cs="Times New Roman"/>
@@ -1465,7 +2514,7 @@
         <w:t xml:space="preserve"> «Диаграмма вариантов использования»</w:t>
       </w:r>
     </w:p>
-    <w:bookmarkEnd w:id="4"/>
+    <w:bookmarkEnd w:id="6"/>
     <w:p>
       <w:pPr>
         <w:pStyle w:val="1"/>
@@ -1482,12 +2531,12 @@
       <w:pPr>
         <w:pStyle w:val="3"/>
       </w:pPr>
-      <w:bookmarkStart w:id="5" w:name="_Toc226012090"/>
+      <w:bookmarkStart w:id="7" w:name="_Toc226115085"/>
       <w:r>
         <w:lastRenderedPageBreak/>
         <w:t>2.1.3. Определение бизнес-процессов и ЦКП</w:t>
       </w:r>
-      <w:bookmarkEnd w:id="5"/>
+      <w:bookmarkEnd w:id="7"/>
     </w:p>
     <w:p>
       <w:pPr>
@@ -4527,12 +5576,12 @@
       <w:pPr>
         <w:pStyle w:val="3"/>
       </w:pPr>
-      <w:bookmarkStart w:id="6" w:name="_Toc226012091"/>
+      <w:bookmarkStart w:id="8" w:name="_Toc226115086"/>
       <w:r>
         <w:lastRenderedPageBreak/>
         <w:t>2.1.4. Графическое представление функции</w:t>
       </w:r>
-      <w:bookmarkEnd w:id="6"/>
+      <w:bookmarkEnd w:id="8"/>
     </w:p>
     <w:p>
       <w:pPr>
@@ -4545,8 +5594,9 @@
       </w:pPr>
       <w:r>
         <w:rPr>
+          <w:noProof/>
           <w:sz w:val="28"/>
-          <w:lang w:val="en-US"/>
+          <w:lang w:eastAsia="ru-RU"/>
         </w:rPr>
         <w:drawing>
           <wp:inline distT="0" distB="0" distL="0" distR="0" wp14:anchorId="73B39EB2" wp14:editId="4CDC0BD3">
@@ -4584,8 +5634,6 @@
           </wp:inline>
         </w:drawing>
       </w:r>
-      <w:bookmarkStart w:id="7" w:name="_GoBack"/>
-      <w:bookmarkEnd w:id="7"/>
     </w:p>
     <w:p>
       <w:pPr>
@@ -4651,11 +5699,11 @@
       <w:pPr>
         <w:pStyle w:val="3"/>
       </w:pPr>
-      <w:bookmarkStart w:id="8" w:name="_Toc226012092"/>
+      <w:bookmarkStart w:id="9" w:name="_Toc226115087"/>
       <w:r>
         <w:t>2.1.5. Анализ входной и выходной информации</w:t>
       </w:r>
-      <w:bookmarkEnd w:id="8"/>
+      <w:bookmarkEnd w:id="9"/>
     </w:p>
     <w:p>
       <w:pPr>
@@ -5688,12 +6736,12 @@
       <w:pPr>
         <w:pStyle w:val="3"/>
       </w:pPr>
-      <w:bookmarkStart w:id="9" w:name="_Toc226012093"/>
+      <w:bookmarkStart w:id="10" w:name="_Toc226115088"/>
       <w:r>
         <w:lastRenderedPageBreak/>
         <w:t>2.1.6. Составление органиограммы</w:t>
       </w:r>
-      <w:bookmarkEnd w:id="9"/>
+      <w:bookmarkEnd w:id="10"/>
     </w:p>
     <w:p>
       <w:pPr>
@@ -5703,6 +6751,10 @@
         <w:jc w:val="center"/>
       </w:pPr>
       <w:r>
+        <w:rPr>
+          <w:noProof/>
+          <w:lang w:eastAsia="ru-RU"/>
+        </w:rPr>
         <w:drawing>
           <wp:inline distT="0" distB="0" distL="0" distR="0" wp14:anchorId="352387FC" wp14:editId="2F24AD42">
             <wp:extent cx="5534797" cy="5144218"/>
@@ -5780,7 +6832,7 @@
           <w:color w:val="FF0000"/>
         </w:rPr>
       </w:pPr>
-      <w:bookmarkStart w:id="10" w:name="_Toc226012094"/>
+      <w:bookmarkStart w:id="11" w:name="_Toc226115089"/>
       <w:r>
         <w:t xml:space="preserve">Моделирование </w:t>
       </w:r>
@@ -5802,25 +6854,25 @@
       <w:r>
         <w:t>-технологиями</w:t>
       </w:r>
-      <w:bookmarkEnd w:id="10"/>
+      <w:bookmarkEnd w:id="11"/>
     </w:p>
     <w:p>
       <w:pPr>
         <w:pStyle w:val="3"/>
       </w:pPr>
-      <w:bookmarkStart w:id="11" w:name="_Toc2771681"/>
-      <w:bookmarkStart w:id="12" w:name="_Toc226012095"/>
+      <w:bookmarkStart w:id="12" w:name="_Toc2771681"/>
+      <w:bookmarkStart w:id="13" w:name="_Toc226115090"/>
       <w:r>
         <w:t>2</w:t>
       </w:r>
       <w:r>
         <w:t>.1. Диаграмма прецедентов</w:t>
       </w:r>
-      <w:bookmarkEnd w:id="11"/>
+      <w:bookmarkEnd w:id="12"/>
       <w:r>
         <w:t xml:space="preserve"> склада</w:t>
       </w:r>
-      <w:bookmarkEnd w:id="12"/>
+      <w:bookmarkEnd w:id="13"/>
     </w:p>
     <w:p>
       <w:pPr>
@@ -5933,13 +6985,13 @@
       <w:pPr>
         <w:pStyle w:val="3"/>
       </w:pPr>
-      <w:bookmarkStart w:id="13" w:name="_Toc2771682"/>
-      <w:bookmarkStart w:id="14" w:name="_Toc226012096"/>
+      <w:bookmarkStart w:id="14" w:name="_Toc2771682"/>
+      <w:bookmarkStart w:id="15" w:name="_Toc226115091"/>
       <w:r>
         <w:t>1 этап. Определение бизнес-процессов</w:t>
       </w:r>
-      <w:bookmarkEnd w:id="13"/>
       <w:bookmarkEnd w:id="14"/>
+      <w:bookmarkEnd w:id="15"/>
     </w:p>
     <w:p>
       <w:pPr>
@@ -6232,8 +7284,8 @@
         <w:pStyle w:val="3"/>
         <w:jc w:val="center"/>
       </w:pPr>
-      <w:bookmarkStart w:id="15" w:name="_Toc2771683"/>
-      <w:bookmarkStart w:id="16" w:name="_Toc226012097"/>
+      <w:bookmarkStart w:id="16" w:name="_Toc2771683"/>
+      <w:bookmarkStart w:id="17" w:name="_Toc226115092"/>
       <w:r>
         <w:t xml:space="preserve">2 этап. Словесный алгоритм (Общее описание </w:t>
       </w:r>
@@ -6246,8 +7298,8 @@
       <w:r>
         <w:t>)</w:t>
       </w:r>
-      <w:bookmarkEnd w:id="15"/>
       <w:bookmarkEnd w:id="16"/>
+      <w:bookmarkEnd w:id="17"/>
     </w:p>
     <w:p>
       <w:pPr>
@@ -6918,14 +7970,14 @@
       <w:pPr>
         <w:pStyle w:val="3"/>
       </w:pPr>
-      <w:bookmarkStart w:id="17" w:name="_Toc2771684"/>
-      <w:bookmarkStart w:id="18" w:name="_Toc226012098"/>
+      <w:bookmarkStart w:id="18" w:name="_Toc2771684"/>
+      <w:bookmarkStart w:id="19" w:name="_Toc226115093"/>
       <w:r>
         <w:lastRenderedPageBreak/>
         <w:t>3 Этап. Построение диаграммы действий</w:t>
       </w:r>
-      <w:bookmarkEnd w:id="17"/>
       <w:bookmarkEnd w:id="18"/>
+      <w:bookmarkEnd w:id="19"/>
     </w:p>
     <w:p>
       <w:r>
@@ -6949,8 +8001,8 @@
             <v:path o:extrusionok="f" gradientshapeok="t" o:connecttype="rect"/>
             <o:lock v:ext="edit" aspectratio="t"/>
           </v:shapetype>
-          <v:shape id="_x0000_i1027" type="#_x0000_t75" style="width:468pt;height:579.75pt">
-            <v:imagedata r:id="rId15" o:title="Диаграмма действий.drawio"/>
+          <v:shape id="_x0000_i1025" type="#_x0000_t75" style="width:468pt;height:579.75pt">
+            <v:imagedata r:id="rId15" o:title="Диаграмма действий"/>
           </v:shape>
         </w:pict>
       </w:r>
@@ -7006,8 +8058,8 @@
           <w:spacing w:val="-5"/>
         </w:rPr>
       </w:pPr>
-      <w:bookmarkStart w:id="19" w:name="_Toc2771685"/>
-      <w:bookmarkStart w:id="20" w:name="_Toc226012099"/>
+      <w:bookmarkStart w:id="20" w:name="_Toc2771685"/>
+      <w:bookmarkStart w:id="21" w:name="_Toc226115094"/>
       <w:r>
         <w:rPr>
           <w:rFonts w:eastAsia="Arial"/>
@@ -7015,8 +8067,8 @@
         </w:rPr>
         <w:t>4 Этап. Формирование таблицы операций</w:t>
       </w:r>
-      <w:bookmarkEnd w:id="19"/>
       <w:bookmarkEnd w:id="20"/>
+      <w:bookmarkEnd w:id="21"/>
     </w:p>
     <w:p>
       <w:pPr>
@@ -9475,11 +10527,11 @@
       <w:pPr>
         <w:pStyle w:val="2"/>
       </w:pPr>
-      <w:bookmarkStart w:id="21" w:name="_Toc226012100"/>
+      <w:bookmarkStart w:id="22" w:name="_Toc226115095"/>
       <w:r>
         <w:t>Структурный анализ</w:t>
       </w:r>
-      <w:bookmarkEnd w:id="21"/>
+      <w:bookmarkEnd w:id="22"/>
     </w:p>
     <w:p>
       <w:pPr>
@@ -10392,7 +11444,7 @@
             <w:sz w:val="28"/>
             <w:szCs w:val="28"/>
           </w:rPr>
-          <w:t>15</w:t>
+          <w:t>6</w:t>
         </w:r>
         <w:r>
           <w:rPr>
@@ -10734,6 +11786,155 @@
     </w:lvl>
   </w:abstractNum>
   <w:abstractNum w:abstractNumId="2" w15:restartNumberingAfterBreak="0">
+    <w:nsid w:val="146F2CC4"/>
+    <w:multiLevelType w:val="multilevel"/>
+    <w:tmpl w:val="372045DC"/>
+    <w:lvl w:ilvl="0">
+      <w:start w:val="1"/>
+      <w:numFmt w:val="bullet"/>
+      <w:lvlText w:val=""/>
+      <w:lvlJc w:val="left"/>
+      <w:pPr>
+        <w:tabs>
+          <w:tab w:val="num" w:pos="720"/>
+        </w:tabs>
+        <w:ind w:left="720" w:hanging="360"/>
+      </w:pPr>
+      <w:rPr>
+        <w:rFonts w:ascii="Symbol" w:hAnsi="Symbol" w:hint="default"/>
+        <w:sz w:val="20"/>
+      </w:rPr>
+    </w:lvl>
+    <w:lvl w:ilvl="1" w:tentative="1">
+      <w:start w:val="1"/>
+      <w:numFmt w:val="bullet"/>
+      <w:lvlText w:val="o"/>
+      <w:lvlJc w:val="left"/>
+      <w:pPr>
+        <w:tabs>
+          <w:tab w:val="num" w:pos="1440"/>
+        </w:tabs>
+        <w:ind w:left="1440" w:hanging="360"/>
+      </w:pPr>
+      <w:rPr>
+        <w:rFonts w:ascii="Courier New" w:hAnsi="Courier New" w:hint="default"/>
+        <w:sz w:val="20"/>
+      </w:rPr>
+    </w:lvl>
+    <w:lvl w:ilvl="2" w:tentative="1">
+      <w:start w:val="1"/>
+      <w:numFmt w:val="bullet"/>
+      <w:lvlText w:val=""/>
+      <w:lvlJc w:val="left"/>
+      <w:pPr>
+        <w:tabs>
+          <w:tab w:val="num" w:pos="2160"/>
+        </w:tabs>
+        <w:ind w:left="2160" w:hanging="360"/>
+      </w:pPr>
+      <w:rPr>
+        <w:rFonts w:ascii="Wingdings" w:hAnsi="Wingdings" w:hint="default"/>
+        <w:sz w:val="20"/>
+      </w:rPr>
+    </w:lvl>
+    <w:lvl w:ilvl="3" w:tentative="1">
+      <w:start w:val="1"/>
+      <w:numFmt w:val="bullet"/>
+      <w:lvlText w:val=""/>
+      <w:lvlJc w:val="left"/>
+      <w:pPr>
+        <w:tabs>
+          <w:tab w:val="num" w:pos="2880"/>
+        </w:tabs>
+        <w:ind w:left="2880" w:hanging="360"/>
+      </w:pPr>
+      <w:rPr>
+        <w:rFonts w:ascii="Wingdings" w:hAnsi="Wingdings" w:hint="default"/>
+        <w:sz w:val="20"/>
+      </w:rPr>
+    </w:lvl>
+    <w:lvl w:ilvl="4" w:tentative="1">
+      <w:start w:val="1"/>
+      <w:numFmt w:val="bullet"/>
+      <w:lvlText w:val=""/>
+      <w:lvlJc w:val="left"/>
+      <w:pPr>
+        <w:tabs>
+          <w:tab w:val="num" w:pos="3600"/>
+        </w:tabs>
+        <w:ind w:left="3600" w:hanging="360"/>
+      </w:pPr>
+      <w:rPr>
+        <w:rFonts w:ascii="Wingdings" w:hAnsi="Wingdings" w:hint="default"/>
+        <w:sz w:val="20"/>
+      </w:rPr>
+    </w:lvl>
+    <w:lvl w:ilvl="5" w:tentative="1">
+      <w:start w:val="1"/>
+      <w:numFmt w:val="bullet"/>
+      <w:lvlText w:val=""/>
+      <w:lvlJc w:val="left"/>
+      <w:pPr>
+        <w:tabs>
+          <w:tab w:val="num" w:pos="4320"/>
+        </w:tabs>
+        <w:ind w:left="4320" w:hanging="360"/>
+      </w:pPr>
+      <w:rPr>
+        <w:rFonts w:ascii="Wingdings" w:hAnsi="Wingdings" w:hint="default"/>
+        <w:sz w:val="20"/>
+      </w:rPr>
+    </w:lvl>
+    <w:lvl w:ilvl="6" w:tentative="1">
+      <w:start w:val="1"/>
+      <w:numFmt w:val="bullet"/>
+      <w:lvlText w:val=""/>
+      <w:lvlJc w:val="left"/>
+      <w:pPr>
+        <w:tabs>
+          <w:tab w:val="num" w:pos="5040"/>
+        </w:tabs>
+        <w:ind w:left="5040" w:hanging="360"/>
+      </w:pPr>
+      <w:rPr>
+        <w:rFonts w:ascii="Wingdings" w:hAnsi="Wingdings" w:hint="default"/>
+        <w:sz w:val="20"/>
+      </w:rPr>
+    </w:lvl>
+    <w:lvl w:ilvl="7" w:tentative="1">
+      <w:start w:val="1"/>
+      <w:numFmt w:val="bullet"/>
+      <w:lvlText w:val=""/>
+      <w:lvlJc w:val="left"/>
+      <w:pPr>
+        <w:tabs>
+          <w:tab w:val="num" w:pos="5760"/>
+        </w:tabs>
+        <w:ind w:left="5760" w:hanging="360"/>
+      </w:pPr>
+      <w:rPr>
+        <w:rFonts w:ascii="Wingdings" w:hAnsi="Wingdings" w:hint="default"/>
+        <w:sz w:val="20"/>
+      </w:rPr>
+    </w:lvl>
+    <w:lvl w:ilvl="8" w:tentative="1">
+      <w:start w:val="1"/>
+      <w:numFmt w:val="bullet"/>
+      <w:lvlText w:val=""/>
+      <w:lvlJc w:val="left"/>
+      <w:pPr>
+        <w:tabs>
+          <w:tab w:val="num" w:pos="6480"/>
+        </w:tabs>
+        <w:ind w:left="6480" w:hanging="360"/>
+      </w:pPr>
+      <w:rPr>
+        <w:rFonts w:ascii="Wingdings" w:hAnsi="Wingdings" w:hint="default"/>
+        <w:sz w:val="20"/>
+      </w:rPr>
+    </w:lvl>
+  </w:abstractNum>
+  <w:abstractNum w:abstractNumId="3" w15:restartNumberingAfterBreak="0">
     <w:nsid w:val="19E52B22"/>
     <w:multiLevelType w:val="hybridMultilevel"/>
     <w:tmpl w:val="6926535C"/>
@@ -10822,7 +12023,7 @@
       </w:pPr>
     </w:lvl>
   </w:abstractNum>
-  <w:abstractNum w:abstractNumId="3" w15:restartNumberingAfterBreak="0">
+  <w:abstractNum w:abstractNumId="4" w15:restartNumberingAfterBreak="0">
     <w:nsid w:val="19E76C95"/>
     <w:multiLevelType w:val="multilevel"/>
     <w:tmpl w:val="AF7A6668"/>
@@ -10971,7 +12172,7 @@
       </w:rPr>
     </w:lvl>
   </w:abstractNum>
-  <w:abstractNum w:abstractNumId="4" w15:restartNumberingAfterBreak="0">
+  <w:abstractNum w:abstractNumId="5" w15:restartNumberingAfterBreak="0">
     <w:nsid w:val="1B5379C8"/>
     <w:multiLevelType w:val="multilevel"/>
     <w:tmpl w:val="EF5E7790"/>
@@ -11095,7 +12296,7 @@
       </w:rPr>
     </w:lvl>
   </w:abstractNum>
-  <w:abstractNum w:abstractNumId="5" w15:restartNumberingAfterBreak="0">
+  <w:abstractNum w:abstractNumId="6" w15:restartNumberingAfterBreak="0">
     <w:nsid w:val="1D851EF3"/>
     <w:multiLevelType w:val="multilevel"/>
     <w:tmpl w:val="1046BDE4"/>
@@ -11244,7 +12445,7 @@
       </w:rPr>
     </w:lvl>
   </w:abstractNum>
-  <w:abstractNum w:abstractNumId="6" w15:restartNumberingAfterBreak="0">
+  <w:abstractNum w:abstractNumId="7" w15:restartNumberingAfterBreak="0">
     <w:nsid w:val="2E9012AD"/>
     <w:multiLevelType w:val="multilevel"/>
     <w:tmpl w:val="33247654"/>
@@ -11357,7 +12558,7 @@
       </w:pPr>
     </w:lvl>
   </w:abstractNum>
-  <w:abstractNum w:abstractNumId="7" w15:restartNumberingAfterBreak="0">
+  <w:abstractNum w:abstractNumId="8" w15:restartNumberingAfterBreak="0">
     <w:nsid w:val="3532725B"/>
     <w:multiLevelType w:val="multilevel"/>
     <w:tmpl w:val="9ADECF22"/>
@@ -11506,7 +12707,7 @@
       </w:rPr>
     </w:lvl>
   </w:abstractNum>
-  <w:abstractNum w:abstractNumId="8" w15:restartNumberingAfterBreak="0">
+  <w:abstractNum w:abstractNumId="9" w15:restartNumberingAfterBreak="0">
     <w:nsid w:val="36F760C2"/>
     <w:multiLevelType w:val="multilevel"/>
     <w:tmpl w:val="8E62EE82"/>
@@ -11627,7 +12828,7 @@
       </w:rPr>
     </w:lvl>
   </w:abstractNum>
-  <w:abstractNum w:abstractNumId="9" w15:restartNumberingAfterBreak="0">
+  <w:abstractNum w:abstractNumId="10" w15:restartNumberingAfterBreak="0">
     <w:nsid w:val="38F424C6"/>
     <w:multiLevelType w:val="multilevel"/>
     <w:tmpl w:val="FA7E7916"/>
@@ -11740,7 +12941,7 @@
       </w:pPr>
     </w:lvl>
   </w:abstractNum>
-  <w:abstractNum w:abstractNumId="10" w15:restartNumberingAfterBreak="0">
+  <w:abstractNum w:abstractNumId="11" w15:restartNumberingAfterBreak="0">
     <w:nsid w:val="3F206F21"/>
     <w:multiLevelType w:val="multilevel"/>
     <w:tmpl w:val="4090311C"/>
@@ -11853,7 +13054,7 @@
       </w:pPr>
     </w:lvl>
   </w:abstractNum>
-  <w:abstractNum w:abstractNumId="11" w15:restartNumberingAfterBreak="0">
+  <w:abstractNum w:abstractNumId="12" w15:restartNumberingAfterBreak="0">
     <w:nsid w:val="422E1B8D"/>
     <w:multiLevelType w:val="multilevel"/>
     <w:tmpl w:val="63B8F136"/>
@@ -12002,7 +13203,7 @@
       </w:rPr>
     </w:lvl>
   </w:abstractNum>
-  <w:abstractNum w:abstractNumId="12" w15:restartNumberingAfterBreak="0">
+  <w:abstractNum w:abstractNumId="13" w15:restartNumberingAfterBreak="0">
     <w:nsid w:val="5F3132DD"/>
     <w:multiLevelType w:val="multilevel"/>
     <w:tmpl w:val="232A6556"/>
@@ -12115,7 +13316,156 @@
       </w:pPr>
     </w:lvl>
   </w:abstractNum>
-  <w:abstractNum w:abstractNumId="13" w15:restartNumberingAfterBreak="0">
+  <w:abstractNum w:abstractNumId="14" w15:restartNumberingAfterBreak="0">
+    <w:nsid w:val="5FDC4F3D"/>
+    <w:multiLevelType w:val="multilevel"/>
+    <w:tmpl w:val="460209DC"/>
+    <w:lvl w:ilvl="0">
+      <w:start w:val="1"/>
+      <w:numFmt w:val="bullet"/>
+      <w:lvlText w:val=""/>
+      <w:lvlJc w:val="left"/>
+      <w:pPr>
+        <w:tabs>
+          <w:tab w:val="num" w:pos="720"/>
+        </w:tabs>
+        <w:ind w:left="720" w:hanging="360"/>
+      </w:pPr>
+      <w:rPr>
+        <w:rFonts w:ascii="Symbol" w:hAnsi="Symbol" w:hint="default"/>
+        <w:sz w:val="20"/>
+      </w:rPr>
+    </w:lvl>
+    <w:lvl w:ilvl="1">
+      <w:start w:val="1"/>
+      <w:numFmt w:val="bullet"/>
+      <w:lvlText w:val="o"/>
+      <w:lvlJc w:val="left"/>
+      <w:pPr>
+        <w:tabs>
+          <w:tab w:val="num" w:pos="1440"/>
+        </w:tabs>
+        <w:ind w:left="1440" w:hanging="360"/>
+      </w:pPr>
+      <w:rPr>
+        <w:rFonts w:ascii="Courier New" w:hAnsi="Courier New" w:hint="default"/>
+        <w:sz w:val="20"/>
+      </w:rPr>
+    </w:lvl>
+    <w:lvl w:ilvl="2" w:tentative="1">
+      <w:start w:val="1"/>
+      <w:numFmt w:val="bullet"/>
+      <w:lvlText w:val=""/>
+      <w:lvlJc w:val="left"/>
+      <w:pPr>
+        <w:tabs>
+          <w:tab w:val="num" w:pos="2160"/>
+        </w:tabs>
+        <w:ind w:left="2160" w:hanging="360"/>
+      </w:pPr>
+      <w:rPr>
+        <w:rFonts w:ascii="Wingdings" w:hAnsi="Wingdings" w:hint="default"/>
+        <w:sz w:val="20"/>
+      </w:rPr>
+    </w:lvl>
+    <w:lvl w:ilvl="3" w:tentative="1">
+      <w:start w:val="1"/>
+      <w:numFmt w:val="bullet"/>
+      <w:lvlText w:val=""/>
+      <w:lvlJc w:val="left"/>
+      <w:pPr>
+        <w:tabs>
+          <w:tab w:val="num" w:pos="2880"/>
+        </w:tabs>
+        <w:ind w:left="2880" w:hanging="360"/>
+      </w:pPr>
+      <w:rPr>
+        <w:rFonts w:ascii="Wingdings" w:hAnsi="Wingdings" w:hint="default"/>
+        <w:sz w:val="20"/>
+      </w:rPr>
+    </w:lvl>
+    <w:lvl w:ilvl="4" w:tentative="1">
+      <w:start w:val="1"/>
+      <w:numFmt w:val="bullet"/>
+      <w:lvlText w:val=""/>
+      <w:lvlJc w:val="left"/>
+      <w:pPr>
+        <w:tabs>
+          <w:tab w:val="num" w:pos="3600"/>
+        </w:tabs>
+        <w:ind w:left="3600" w:hanging="360"/>
+      </w:pPr>
+      <w:rPr>
+        <w:rFonts w:ascii="Wingdings" w:hAnsi="Wingdings" w:hint="default"/>
+        <w:sz w:val="20"/>
+      </w:rPr>
+    </w:lvl>
+    <w:lvl w:ilvl="5" w:tentative="1">
+      <w:start w:val="1"/>
+      <w:numFmt w:val="bullet"/>
+      <w:lvlText w:val=""/>
+      <w:lvlJc w:val="left"/>
+      <w:pPr>
+        <w:tabs>
+          <w:tab w:val="num" w:pos="4320"/>
+        </w:tabs>
+        <w:ind w:left="4320" w:hanging="360"/>
+      </w:pPr>
+      <w:rPr>
+        <w:rFonts w:ascii="Wingdings" w:hAnsi="Wingdings" w:hint="default"/>
+        <w:sz w:val="20"/>
+      </w:rPr>
+    </w:lvl>
+    <w:lvl w:ilvl="6" w:tentative="1">
+      <w:start w:val="1"/>
+      <w:numFmt w:val="bullet"/>
+      <w:lvlText w:val=""/>
+      <w:lvlJc w:val="left"/>
+      <w:pPr>
+        <w:tabs>
+          <w:tab w:val="num" w:pos="5040"/>
+        </w:tabs>
+        <w:ind w:left="5040" w:hanging="360"/>
+      </w:pPr>
+      <w:rPr>
+        <w:rFonts w:ascii="Wingdings" w:hAnsi="Wingdings" w:hint="default"/>
+        <w:sz w:val="20"/>
+      </w:rPr>
+    </w:lvl>
+    <w:lvl w:ilvl="7" w:tentative="1">
+      <w:start w:val="1"/>
+      <w:numFmt w:val="bullet"/>
+      <w:lvlText w:val=""/>
+      <w:lvlJc w:val="left"/>
+      <w:pPr>
+        <w:tabs>
+          <w:tab w:val="num" w:pos="5760"/>
+        </w:tabs>
+        <w:ind w:left="5760" w:hanging="360"/>
+      </w:pPr>
+      <w:rPr>
+        <w:rFonts w:ascii="Wingdings" w:hAnsi="Wingdings" w:hint="default"/>
+        <w:sz w:val="20"/>
+      </w:rPr>
+    </w:lvl>
+    <w:lvl w:ilvl="8" w:tentative="1">
+      <w:start w:val="1"/>
+      <w:numFmt w:val="bullet"/>
+      <w:lvlText w:val=""/>
+      <w:lvlJc w:val="left"/>
+      <w:pPr>
+        <w:tabs>
+          <w:tab w:val="num" w:pos="6480"/>
+        </w:tabs>
+        <w:ind w:left="6480" w:hanging="360"/>
+      </w:pPr>
+      <w:rPr>
+        <w:rFonts w:ascii="Wingdings" w:hAnsi="Wingdings" w:hint="default"/>
+        <w:sz w:val="20"/>
+      </w:rPr>
+    </w:lvl>
+  </w:abstractNum>
+  <w:abstractNum w:abstractNumId="15" w15:restartNumberingAfterBreak="0">
     <w:nsid w:val="615546AA"/>
     <w:multiLevelType w:val="hybridMultilevel"/>
     <w:tmpl w:val="1F0EB8C6"/>
@@ -12204,7 +13554,7 @@
       </w:pPr>
     </w:lvl>
   </w:abstractNum>
-  <w:abstractNum w:abstractNumId="14" w15:restartNumberingAfterBreak="0">
+  <w:abstractNum w:abstractNumId="16" w15:restartNumberingAfterBreak="0">
     <w:nsid w:val="62146EF3"/>
     <w:multiLevelType w:val="multilevel"/>
     <w:tmpl w:val="3D44C640"/>
@@ -12353,7 +13703,7 @@
       </w:rPr>
     </w:lvl>
   </w:abstractNum>
-  <w:abstractNum w:abstractNumId="15" w15:restartNumberingAfterBreak="0">
+  <w:abstractNum w:abstractNumId="17" w15:restartNumberingAfterBreak="0">
     <w:nsid w:val="68A3048D"/>
     <w:multiLevelType w:val="multilevel"/>
     <w:tmpl w:val="73004042"/>
@@ -12502,7 +13852,7 @@
       </w:rPr>
     </w:lvl>
   </w:abstractNum>
-  <w:abstractNum w:abstractNumId="16" w15:restartNumberingAfterBreak="0">
+  <w:abstractNum w:abstractNumId="18" w15:restartNumberingAfterBreak="0">
     <w:nsid w:val="6AB039A3"/>
     <w:multiLevelType w:val="hybridMultilevel"/>
     <w:tmpl w:val="2BDC18B8"/>
@@ -12591,7 +13941,7 @@
       </w:pPr>
     </w:lvl>
   </w:abstractNum>
-  <w:abstractNum w:abstractNumId="17" w15:restartNumberingAfterBreak="0">
+  <w:abstractNum w:abstractNumId="19" w15:restartNumberingAfterBreak="0">
     <w:nsid w:val="6B2A69CE"/>
     <w:multiLevelType w:val="multilevel"/>
     <w:tmpl w:val="BBAC4638"/>
@@ -12740,7 +14090,7 @@
       </w:rPr>
     </w:lvl>
   </w:abstractNum>
-  <w:abstractNum w:abstractNumId="18" w15:restartNumberingAfterBreak="0">
+  <w:abstractNum w:abstractNumId="20" w15:restartNumberingAfterBreak="0">
     <w:nsid w:val="6C735386"/>
     <w:multiLevelType w:val="multilevel"/>
     <w:tmpl w:val="E7E02E58"/>
@@ -12889,7 +14239,7 @@
       </w:rPr>
     </w:lvl>
   </w:abstractNum>
-  <w:abstractNum w:abstractNumId="19" w15:restartNumberingAfterBreak="0">
+  <w:abstractNum w:abstractNumId="21" w15:restartNumberingAfterBreak="0">
     <w:nsid w:val="6E533B94"/>
     <w:multiLevelType w:val="multilevel"/>
     <w:tmpl w:val="C136CAEA"/>
@@ -13038,7 +14388,7 @@
       </w:rPr>
     </w:lvl>
   </w:abstractNum>
-  <w:abstractNum w:abstractNumId="20" w15:restartNumberingAfterBreak="0">
+  <w:abstractNum w:abstractNumId="22" w15:restartNumberingAfterBreak="0">
     <w:nsid w:val="75604527"/>
     <w:multiLevelType w:val="multilevel"/>
     <w:tmpl w:val="39947418"/>
@@ -13151,7 +14501,7 @@
       </w:pPr>
     </w:lvl>
   </w:abstractNum>
-  <w:abstractNum w:abstractNumId="21" w15:restartNumberingAfterBreak="0">
+  <w:abstractNum w:abstractNumId="23" w15:restartNumberingAfterBreak="0">
     <w:nsid w:val="7DFF689C"/>
     <w:multiLevelType w:val="multilevel"/>
     <w:tmpl w:val="107E3300"/>
@@ -13301,46 +14651,46 @@
     </w:lvl>
   </w:abstractNum>
   <w:num w:numId="1">
-    <w:abstractNumId w:val="2"/>
+    <w:abstractNumId w:val="3"/>
   </w:num>
   <w:num w:numId="2">
-    <w:abstractNumId w:val="4"/>
+    <w:abstractNumId w:val="5"/>
   </w:num>
   <w:num w:numId="3">
-    <w:abstractNumId w:val="8"/>
+    <w:abstractNumId w:val="9"/>
   </w:num>
   <w:num w:numId="4">
-    <w:abstractNumId w:val="4"/>
+    <w:abstractNumId w:val="5"/>
     <w:lvlOverride w:ilvl="0">
       <w:startOverride w:val="1"/>
     </w:lvlOverride>
   </w:num>
   <w:num w:numId="5">
+    <w:abstractNumId w:val="18"/>
+  </w:num>
+  <w:num w:numId="6">
+    <w:abstractNumId w:val="15"/>
+  </w:num>
+  <w:num w:numId="7">
     <w:abstractNumId w:val="16"/>
   </w:num>
-  <w:num w:numId="6">
-    <w:abstractNumId w:val="13"/>
-  </w:num>
-  <w:num w:numId="7">
-    <w:abstractNumId w:val="14"/>
-  </w:num>
   <w:num w:numId="8">
-    <w:abstractNumId w:val="21"/>
+    <w:abstractNumId w:val="23"/>
   </w:num>
   <w:num w:numId="9">
-    <w:abstractNumId w:val="15"/>
+    <w:abstractNumId w:val="17"/>
   </w:num>
   <w:num w:numId="10">
-    <w:abstractNumId w:val="11"/>
+    <w:abstractNumId w:val="12"/>
   </w:num>
   <w:num w:numId="11">
-    <w:abstractNumId w:val="7"/>
+    <w:abstractNumId w:val="8"/>
   </w:num>
   <w:num w:numId="12">
-    <w:abstractNumId w:val="18"/>
+    <w:abstractNumId w:val="20"/>
   </w:num>
   <w:num w:numId="13">
-    <w:abstractNumId w:val="3"/>
+    <w:abstractNumId w:val="4"/>
   </w:num>
   <w:num w:numId="14">
     <w:abstractNumId w:val="0"/>
@@ -13366,31 +14716,37 @@
     </w:lvlOverride>
   </w:num>
   <w:num w:numId="16">
-    <w:abstractNumId w:val="19"/>
+    <w:abstractNumId w:val="21"/>
   </w:num>
   <w:num w:numId="17">
-    <w:abstractNumId w:val="20"/>
+    <w:abstractNumId w:val="22"/>
   </w:num>
   <w:num w:numId="18">
     <w:abstractNumId w:val="1"/>
   </w:num>
   <w:num w:numId="19">
-    <w:abstractNumId w:val="17"/>
+    <w:abstractNumId w:val="19"/>
   </w:num>
   <w:num w:numId="20">
-    <w:abstractNumId w:val="5"/>
+    <w:abstractNumId w:val="6"/>
   </w:num>
   <w:num w:numId="21">
-    <w:abstractNumId w:val="6"/>
+    <w:abstractNumId w:val="7"/>
   </w:num>
   <w:num w:numId="22">
+    <w:abstractNumId w:val="11"/>
+  </w:num>
+  <w:num w:numId="23">
+    <w:abstractNumId w:val="13"/>
+  </w:num>
+  <w:num w:numId="24">
     <w:abstractNumId w:val="10"/>
   </w:num>
-  <w:num w:numId="23">
-    <w:abstractNumId w:val="12"/>
+  <w:num w:numId="25">
+    <w:abstractNumId w:val="2"/>
   </w:num>
-  <w:num w:numId="24">
-    <w:abstractNumId w:val="9"/>
+  <w:num w:numId="26">
+    <w:abstractNumId w:val="14"/>
   </w:num>
 </w:numbering>
 </file>
@@ -14522,7 +15878,7 @@
 </file>
 
 <file path=customXml/itemProps1.xml><?xml version="1.0" encoding="utf-8"?>
-<ds:datastoreItem xmlns:ds="http://schemas.openxmlformats.org/officeDocument/2006/customXml" ds:itemID="{8278D87B-5C2D-4F58-8056-42DA224F6A62}">
+<ds:datastoreItem xmlns:ds="http://schemas.openxmlformats.org/officeDocument/2006/customXml" ds:itemID="{D3CEB5DB-A340-4049-9AE8-0B05E5B622F8}">
   <ds:schemaRefs>
     <ds:schemaRef ds:uri="http://schemas.openxmlformats.org/officeDocument/2006/bibliography"/>
   </ds:schemaRefs>
